--- a/docs/informe.docx
+++ b/docs/informe.docx
@@ -37,23 +37,23 @@
         <w:spacing w:after="160"/>
       </w:pPr>
       <w:r>
-        <w:t xml:space="preserve">Integrantes: [Nombre Estudiante 1] — [Nombre Estudiante 2]</w:t>
-      </w:r>
-    </w:p>
-    <w:p>
-      <w:pPr>
-        <w:spacing w:after="160"/>
-      </w:pPr>
-      <w:r>
-        <w:t xml:space="preserve">Repositorio GitHub: [URL del repositorio]</w:t>
-      </w:r>
-    </w:p>
-    <w:p>
-      <w:pPr>
-        <w:spacing w:after="160"/>
-      </w:pPr>
-      <w:r>
-        <w:t xml:space="preserve">Fecha: [completar]</w:t>
+        <w:t xml:space="preserve">Integrante: Guillermo Santander</w:t>
+      </w:r>
+    </w:p>
+    <w:p>
+      <w:pPr>
+        <w:spacing w:after="160"/>
+      </w:pPr>
+      <w:r>
+        <w:t xml:space="preserve">Repositorio GitHub: https://github.com/Criptame/Proyecto_examen</w:t>
+      </w:r>
+    </w:p>
+    <w:p>
+      <w:pPr>
+        <w:spacing w:after="160"/>
+      </w:pPr>
+      <w:r>
+        <w:t xml:space="preserve">Fecha: 10 de julio de 2026</w:t>
       </w:r>
     </w:p>
     <w:p>
@@ -96,7 +96,7 @@
         <w:spacing w:after="80"/>
       </w:pPr>
       <w:r>
-        <w:t xml:space="preserve">Backend (Node.js + Express): expone una API REST (/health y /api/tasks) y se conecta a PostgreSQL mediante el driver pg, usando variables de entorno para host, usuario, password y base de datos.</w:t>
+        <w:t xml:space="preserve">Backend (Node.js + Express): expone una API REST (/api/health y /api/tasks) y se conecta a PostgreSQL mediante el driver pg, usando variables de entorno para host, usuario, password y base de datos.</w:t>
       </w:r>
     </w:p>
     <w:p>
@@ -117,7 +117,77 @@
         <w:spacing w:after="160"/>
       </w:pPr>
       <w:r>
-        <w:t xml:space="preserve">En AWS, un único Application Load Balancer (ALB) enruta el tráfico por path: la raíz ("/") va al servicio frontend y "/api/*" al servicio backend, de modo que ambos quedan bajo el mismo origen (mismo dominio/puerto), evitando problemas de CORS y dando una URL pública estable aunque las tareas Fargate cambien de dirección IP en cada despliegue.</w:t>
+        <w:t xml:space="preserve">En AWS, un único Application Load Balancer (ALB) enruta el tráfico por path: la raíz ("/") va al servicio frontend y "/api/*" al servicio backend, de modo que ambos quedan bajo el mismo origen (mismo dominio/puerto), evitando problemas de CORS y dando una URL pública estable aunque las tareas Fargate cambien de dirección IP en cada despliegue. Por eso el frontend consulta el estado del backend en /api/health (bajo el prefijo enrutado al backend) en vez de /health.</w:t>
+      </w:r>
+    </w:p>
+    <w:p>
+      <w:pPr>
+        <w:spacing w:after="160"/>
+      </w:pPr>
+      <w:r>
+        <w:t xml:space="preserve">Repositorio público en GitHub, con historial de commits agrupado por etapa lógica del proyecto:</w:t>
+      </w:r>
+    </w:p>
+    <w:p>
+      <w:pPr>
+        <w:spacing w:after="40" w:before="80"/>
+        <w:jc w:val="center"/>
+      </w:pPr>
+      <w:r>
+        <w:drawing>
+          <wp:inline distT="0" distB="0" distL="0" distR="0">
+            <wp:extent cx="5905500" cy="2952750"/>
+            <wp:effectExtent t="0" r="0" b="0" l="0"/>
+            <wp:docPr id="1" name="" descr="" title=""/>
+            <wp:cNvGraphicFramePr>
+              <a:graphicFrameLocks xmlns:a="http://schemas.openxmlformats.org/drawingml/2006/main" noChangeAspect="1"/>
+            </wp:cNvGraphicFramePr>
+            <a:graphic xmlns:a="http://schemas.openxmlformats.org/drawingml/2006/main">
+              <a:graphicData uri="http://schemas.openxmlformats.org/drawingml/2006/picture">
+                <pic:pic xmlns:pic="http://schemas.openxmlformats.org/drawingml/2006/picture">
+                  <pic:nvPicPr>
+                    <pic:cNvPr id="0" name="" descr=""/>
+                    <pic:cNvPicPr>
+                      <a:picLocks noChangeAspect="1" noChangeArrowheads="1"/>
+                    </pic:cNvPicPr>
+                  </pic:nvPicPr>
+                  <pic:blipFill>
+                    <a:blip r:embed="rId7" cstate="none"/>
+                    <a:srcRect/>
+                    <a:stretch>
+                      <a:fillRect/>
+                    </a:stretch>
+                  </pic:blipFill>
+                  <pic:spPr bwMode="auto">
+                    <a:xfrm>
+                      <a:off x="0" y="0"/>
+                      <a:ext cx="5905500" cy="2952750"/>
+                    </a:xfrm>
+                    <a:prstGeom prst="rect">
+                      <a:avLst/>
+                    </a:prstGeom>
+                  </pic:spPr>
+                </pic:pic>
+              </a:graphicData>
+            </a:graphic>
+          </wp:inline>
+        </w:drawing>
+      </w:r>
+    </w:p>
+    <w:p>
+      <w:pPr>
+        <w:spacing w:after="200"/>
+        <w:jc w:val="center"/>
+      </w:pPr>
+      <w:r>
+        <w:rPr>
+          <w:i/>
+          <w:iCs/>
+          <w:color w:val="555555"/>
+          <w:sz w:val="18"/>
+          <w:szCs w:val="18"/>
+        </w:rPr>
+        <w:t xml:space="preserve">Figura 1. Repositorio público en GitHub con el historial de commits del proyecto.</w:t>
       </w:r>
     </w:p>
     <w:p>
@@ -221,6 +291,68 @@
     </w:p>
     <w:p>
       <w:pPr>
+        <w:spacing w:after="40" w:before="80"/>
+        <w:jc w:val="center"/>
+      </w:pPr>
+      <w:r>
+        <w:drawing>
+          <wp:inline distT="0" distB="0" distL="0" distR="0">
+            <wp:extent cx="4762500" cy="876300"/>
+            <wp:effectExtent t="0" r="0" b="0" l="0"/>
+            <wp:docPr id="1" name="" descr="" title=""/>
+            <wp:cNvGraphicFramePr>
+              <a:graphicFrameLocks xmlns:a="http://schemas.openxmlformats.org/drawingml/2006/main" noChangeAspect="1"/>
+            </wp:cNvGraphicFramePr>
+            <a:graphic xmlns:a="http://schemas.openxmlformats.org/drawingml/2006/main">
+              <a:graphicData uri="http://schemas.openxmlformats.org/drawingml/2006/picture">
+                <pic:pic xmlns:pic="http://schemas.openxmlformats.org/drawingml/2006/picture">
+                  <pic:nvPicPr>
+                    <pic:cNvPr id="0" name="" descr=""/>
+                    <pic:cNvPicPr>
+                      <a:picLocks noChangeAspect="1" noChangeArrowheads="1"/>
+                    </pic:cNvPicPr>
+                  </pic:nvPicPr>
+                  <pic:blipFill>
+                    <a:blip r:embed="rId8" cstate="none"/>
+                    <a:srcRect/>
+                    <a:stretch>
+                      <a:fillRect/>
+                    </a:stretch>
+                  </pic:blipFill>
+                  <pic:spPr bwMode="auto">
+                    <a:xfrm>
+                      <a:off x="0" y="0"/>
+                      <a:ext cx="4762500" cy="876300"/>
+                    </a:xfrm>
+                    <a:prstGeom prst="rect">
+                      <a:avLst/>
+                    </a:prstGeom>
+                  </pic:spPr>
+                </pic:pic>
+              </a:graphicData>
+            </a:graphic>
+          </wp:inline>
+        </w:drawing>
+      </w:r>
+    </w:p>
+    <w:p>
+      <w:pPr>
+        <w:spacing w:after="200"/>
+        <w:jc w:val="center"/>
+      </w:pPr>
+      <w:r>
+        <w:rPr>
+          <w:i/>
+          <w:iCs/>
+          <w:color w:val="555555"/>
+          <w:sz w:val="18"/>
+          <w:szCs w:val="18"/>
+        </w:rPr>
+        <w:t xml:space="preserve">Figura 2. Los tres contenedores (db, backend, frontend) corriendo localmente vía Docker Desktop.</w:t>
+      </w:r>
+    </w:p>
+    <w:p>
+      <w:pPr>
         <w:pStyle w:val="Heading1"/>
         <w:spacing w:after="160" w:before="320"/>
       </w:pPr>
@@ -233,49 +365,15 @@
         <w:spacing w:after="160"/>
       </w:pPr>
       <w:r>
-        <w:t xml:space="preserve">Las imágenes se publican en Amazon ECR (un repositorio por componente: eft-devops-frontend y eft-devops-backend), creados con escaneo de vulnerabilidades activado al hacer push (image-scanning-configuration scanOnPush=true) y una lifecycle policy que conserva solo las últimas 10 imágenes por repositorio.</w:t>
-      </w:r>
-    </w:p>
-    <w:p>
-      <w:pPr>
-        <w:spacing w:after="160"/>
-      </w:pPr>
-      <w:r>
-        <w:t xml:space="preserve">Cada build del pipeline publica dos tags por imagen, para trazabilidad total entre el commit de GitHub y la imagen desplegada:</w:t>
-      </w:r>
-    </w:p>
-    <w:p>
-      <w:pPr>
-        <w:pStyle w:val="ListParagraph"/>
-        <w:numPr>
-          <w:ilvl w:val="0"/>
-          <w:numId w:val="1"/>
-        </w:numPr>
-        <w:spacing w:after="80"/>
-      </w:pPr>
-      <w:r>
-        <w:t xml:space="preserve">&lt;sha-del-commit&gt;: identifica exactamente qué versión del código generó esa imagen.</w:t>
-      </w:r>
-    </w:p>
-    <w:p>
-      <w:pPr>
-        <w:pStyle w:val="ListParagraph"/>
-        <w:numPr>
-          <w:ilvl w:val="0"/>
-          <w:numId w:val="1"/>
-        </w:numPr>
-        <w:spacing w:after="80"/>
-      </w:pPr>
-      <w:r>
-        <w:t xml:space="preserve">latest: apunta siempre a la última build exitosa de la rama main.</w:t>
-      </w:r>
-    </w:p>
-    <w:p>
-      <w:pPr>
-        <w:spacing w:after="160"/>
-      </w:pPr>
-      <w:r>
-        <w:t xml:space="preserve">El job "deploy" del pipeline usa específicamente el tag por SHA (no "latest") al actualizar la task definition de ECS, para que el despliegue sea determinístico y auditable.</w:t>
+        <w:t xml:space="preserve">Las imágenes se publican en Amazon ECR (un repositorio por componente: eft-devops-frontend y eft-devops-backend), creados con escaneo de vulnerabilidades activado al hacer push (image-scanning-configuration scanOnPush=true), tags inmutables (image-tag-mutability=IMMUTABLE) y una lifecycle policy que conserva solo las últimas 10 imágenes por repositorio.</w:t>
+      </w:r>
+    </w:p>
+    <w:p>
+      <w:pPr>
+        <w:spacing w:after="160"/>
+      </w:pPr>
+      <w:r>
+        <w:t xml:space="preserve">Cada build del pipeline publica la imagen con un único tag: el SHA del commit que la generó (por ejemplo eft-devops-backend:29318c668edc). No se usa un tag mutable tipo "latest", justamente porque los repositorios son inmutables (un tag ya publicado no puede sobrescribirse) — así se evita el riesgo de que alguien reescriba silenciosamente qué imagen apunta a "latest". El job "deploy" del pipeline usa siempre ese tag por SHA al actualizar la task definition de ECS, dando trazabilidad total y determinística entre un commit de GitHub y la imagen efectivamente desplegada.</w:t>
       </w:r>
     </w:p>
     <w:p>
@@ -312,6 +410,9 @@
         <w:gridCol w:w="6800"/>
       </w:tblGrid>
       <w:tr>
+        <w:trPr>
+          <w:cantSplit/>
+        </w:trPr>
         <w:tc>
           <w:tcPr>
             <w:tcW w:type="dxa" w:w="2600"/>
@@ -350,6 +451,9 @@
         </w:tc>
       </w:tr>
       <w:tr>
+        <w:trPr>
+          <w:cantSplit/>
+        </w:trPr>
         <w:tc>
           <w:tcPr>
             <w:tcW w:type="dxa" w:w="2600"/>
@@ -386,6 +490,9 @@
         </w:tc>
       </w:tr>
       <w:tr>
+        <w:trPr>
+          <w:cantSplit/>
+        </w:trPr>
         <w:tc>
           <w:tcPr>
             <w:tcW w:type="dxa" w:w="2600"/>
@@ -416,12 +523,15 @@
                 <w:sz w:val="20"/>
                 <w:szCs w:val="20"/>
               </w:rPr>
-              <w:t xml:space="preserve">Se autentica en Amazon ECR con las credenciales del usuario IAM dedicado (GitHub Secrets) y publica ambas imágenes con tag por SHA y "latest".</w:t>
+              <w:t xml:space="preserve">Se autentica en Amazon ECR con las credenciales del usuario IAM dedicado (GitHub Secrets) y publica ambas imágenes con un único tag: el SHA del commit.</w:t>
             </w:r>
           </w:p>
         </w:tc>
       </w:tr>
       <w:tr>
+        <w:trPr>
+          <w:cantSplit/>
+        </w:trPr>
         <w:tc>
           <w:tcPr>
             <w:tcW w:type="dxa" w:w="2600"/>
@@ -471,7 +581,7 @@
         <w:spacing w:after="160"/>
       </w:pPr>
       <w:r>
-        <w:t xml:space="preserve">La gestión de secretos del pipeline usa GitHub Secrets para las credenciales de AWS (AWS_ACCESS_KEY_ID / AWS_SECRET_ACCESS_KEY) y GitHub Variables para valores no sensibles (región, nombres de cluster/servicio/repositorio, DNS del ALB). Ninguna credencial queda escrita en el código ni en los archivos del repositorio.</w:t>
+        <w:t xml:space="preserve">La gestión de secretos del pipeline usa GitHub Secrets para las credenciales de AWS (AWS_ACCESS_KEY_ID / AWS_SECRET_ACCESS_KEY, más AWS_SESSION_TOKEN al trabajar sobre AWS Academy Learner Lab, donde las credenciales son temporales) y GitHub Variables para valores no sensibles (región, nombres de cluster/servicio/repositorio, DNS del ALB). Ninguna credencial queda escrita en el código ni en los archivos del repositorio.</w:t>
       </w:r>
     </w:p>
     <w:p>
@@ -488,6 +598,76 @@
         <w:spacing w:after="160"/>
       </w:pPr>
       <w:r>
+        <w:t xml:space="preserve">El despliegue se realizó sobre una cuenta de AWS Academy Learner Lab (región us-east-1):</w:t>
+      </w:r>
+    </w:p>
+    <w:p>
+      <w:pPr>
+        <w:spacing w:after="40" w:before="80"/>
+        <w:jc w:val="center"/>
+      </w:pPr>
+      <w:r>
+        <w:drawing>
+          <wp:inline distT="0" distB="0" distL="0" distR="0">
+            <wp:extent cx="5905500" cy="2809875"/>
+            <wp:effectExtent t="0" r="0" b="0" l="0"/>
+            <wp:docPr id="1" name="" descr="" title=""/>
+            <wp:cNvGraphicFramePr>
+              <a:graphicFrameLocks xmlns:a="http://schemas.openxmlformats.org/drawingml/2006/main" noChangeAspect="1"/>
+            </wp:cNvGraphicFramePr>
+            <a:graphic xmlns:a="http://schemas.openxmlformats.org/drawingml/2006/main">
+              <a:graphicData uri="http://schemas.openxmlformats.org/drawingml/2006/picture">
+                <pic:pic xmlns:pic="http://schemas.openxmlformats.org/drawingml/2006/picture">
+                  <pic:nvPicPr>
+                    <pic:cNvPr id="0" name="" descr=""/>
+                    <pic:cNvPicPr>
+                      <a:picLocks noChangeAspect="1" noChangeArrowheads="1"/>
+                    </pic:cNvPicPr>
+                  </pic:nvPicPr>
+                  <pic:blipFill>
+                    <a:blip r:embed="rId9" cstate="none"/>
+                    <a:srcRect/>
+                    <a:stretch>
+                      <a:fillRect/>
+                    </a:stretch>
+                  </pic:blipFill>
+                  <pic:spPr bwMode="auto">
+                    <a:xfrm>
+                      <a:off x="0" y="0"/>
+                      <a:ext cx="5905500" cy="2809875"/>
+                    </a:xfrm>
+                    <a:prstGeom prst="rect">
+                      <a:avLst/>
+                    </a:prstGeom>
+                  </pic:spPr>
+                </pic:pic>
+              </a:graphicData>
+            </a:graphic>
+          </wp:inline>
+        </w:drawing>
+      </w:r>
+    </w:p>
+    <w:p>
+      <w:pPr>
+        <w:spacing w:after="200"/>
+        <w:jc w:val="center"/>
+      </w:pPr>
+      <w:r>
+        <w:rPr>
+          <w:i/>
+          <w:iCs/>
+          <w:color w:val="555555"/>
+          <w:sz w:val="18"/>
+          <w:szCs w:val="18"/>
+        </w:rPr>
+        <w:t xml:space="preserve">Figura 3. Consola de AWS dentro de la sesión de AWS Academy Learner Lab utilizada para el despliegue.</w:t>
+      </w:r>
+    </w:p>
+    <w:p>
+      <w:pPr>
+        <w:spacing w:after="160"/>
+      </w:pPr>
+      <w:r>
         <w:t xml:space="preserve">La infraestructura se define como scripts idempotentes en infra/ (ver infra/README.md) y se apoya en la VPC por defecto de la cuenta para evitar el costo y la complejidad de un NAT Gateway:</w:t>
       </w:r>
     </w:p>
@@ -545,6 +725,143 @@
     </w:p>
     <w:p>
       <w:pPr>
+        <w:pStyle w:val="ListParagraph"/>
+        <w:numPr>
+          <w:ilvl w:val="0"/>
+          <w:numId w:val="1"/>
+        </w:numPr>
+        <w:spacing w:after="80"/>
+      </w:pPr>
+      <w:r>
+        <w:t xml:space="preserve">Base de datos: Amazon RDS PostgreSQL (db.t3.micro), sin IP pública, alcanzable solo desde el Security Group del backend.</w:t>
+      </w:r>
+    </w:p>
+    <w:p>
+      <w:pPr>
+        <w:spacing w:after="40" w:before="80"/>
+        <w:jc w:val="center"/>
+      </w:pPr>
+      <w:r>
+        <w:drawing>
+          <wp:inline distT="0" distB="0" distL="0" distR="0">
+            <wp:extent cx="5905500" cy="2876550"/>
+            <wp:effectExtent t="0" r="0" b="0" l="0"/>
+            <wp:docPr id="1" name="" descr="" title=""/>
+            <wp:cNvGraphicFramePr>
+              <a:graphicFrameLocks xmlns:a="http://schemas.openxmlformats.org/drawingml/2006/main" noChangeAspect="1"/>
+            </wp:cNvGraphicFramePr>
+            <a:graphic xmlns:a="http://schemas.openxmlformats.org/drawingml/2006/main">
+              <a:graphicData uri="http://schemas.openxmlformats.org/drawingml/2006/picture">
+                <pic:pic xmlns:pic="http://schemas.openxmlformats.org/drawingml/2006/picture">
+                  <pic:nvPicPr>
+                    <pic:cNvPr id="0" name="" descr=""/>
+                    <pic:cNvPicPr>
+                      <a:picLocks noChangeAspect="1" noChangeArrowheads="1"/>
+                    </pic:cNvPicPr>
+                  </pic:nvPicPr>
+                  <pic:blipFill>
+                    <a:blip r:embed="rId10" cstate="none"/>
+                    <a:srcRect/>
+                    <a:stretch>
+                      <a:fillRect/>
+                    </a:stretch>
+                  </pic:blipFill>
+                  <pic:spPr bwMode="auto">
+                    <a:xfrm>
+                      <a:off x="0" y="0"/>
+                      <a:ext cx="5905500" cy="2876550"/>
+                    </a:xfrm>
+                    <a:prstGeom prst="rect">
+                      <a:avLst/>
+                    </a:prstGeom>
+                  </pic:spPr>
+                </pic:pic>
+              </a:graphicData>
+            </a:graphic>
+          </wp:inline>
+        </w:drawing>
+      </w:r>
+    </w:p>
+    <w:p>
+      <w:pPr>
+        <w:spacing w:after="200"/>
+        <w:jc w:val="center"/>
+      </w:pPr>
+      <w:r>
+        <w:rPr>
+          <w:i/>
+          <w:iCs/>
+          <w:color w:val="555555"/>
+          <w:sz w:val="18"/>
+          <w:szCs w:val="18"/>
+        </w:rPr>
+        <w:t xml:space="preserve">Figura 4. Security Group de RDS en el momento de la migración manual del schema: la regla por IP (arriba) era temporal y se revocó apenas terminó la migración; la regla permanente (abajo, sin CIDR) es la que da acceso al Security Group del backend, la única que queda activa en el estado final.</w:t>
+      </w:r>
+    </w:p>
+    <w:p>
+      <w:pPr>
+        <w:spacing w:after="40" w:before="80"/>
+        <w:jc w:val="center"/>
+      </w:pPr>
+      <w:r>
+        <w:drawing>
+          <wp:inline distT="0" distB="0" distL="0" distR="0">
+            <wp:extent cx="5905500" cy="1276350"/>
+            <wp:effectExtent t="0" r="0" b="0" l="0"/>
+            <wp:docPr id="1" name="" descr="" title=""/>
+            <wp:cNvGraphicFramePr>
+              <a:graphicFrameLocks xmlns:a="http://schemas.openxmlformats.org/drawingml/2006/main" noChangeAspect="1"/>
+            </wp:cNvGraphicFramePr>
+            <a:graphic xmlns:a="http://schemas.openxmlformats.org/drawingml/2006/main">
+              <a:graphicData uri="http://schemas.openxmlformats.org/drawingml/2006/picture">
+                <pic:pic xmlns:pic="http://schemas.openxmlformats.org/drawingml/2006/picture">
+                  <pic:nvPicPr>
+                    <pic:cNvPr id="0" name="" descr=""/>
+                    <pic:cNvPicPr>
+                      <a:picLocks noChangeAspect="1" noChangeArrowheads="1"/>
+                    </pic:cNvPicPr>
+                  </pic:nvPicPr>
+                  <pic:blipFill>
+                    <a:blip r:embed="rId11" cstate="none"/>
+                    <a:srcRect/>
+                    <a:stretch>
+                      <a:fillRect/>
+                    </a:stretch>
+                  </pic:blipFill>
+                  <pic:spPr bwMode="auto">
+                    <a:xfrm>
+                      <a:off x="0" y="0"/>
+                      <a:ext cx="5905500" cy="1276350"/>
+                    </a:xfrm>
+                    <a:prstGeom prst="rect">
+                      <a:avLst/>
+                    </a:prstGeom>
+                  </pic:spPr>
+                </pic:pic>
+              </a:graphicData>
+            </a:graphic>
+          </wp:inline>
+        </w:drawing>
+      </w:r>
+    </w:p>
+    <w:p>
+      <w:pPr>
+        <w:spacing w:after="200"/>
+        <w:jc w:val="center"/>
+      </w:pPr>
+      <w:r>
+        <w:rPr>
+          <w:i/>
+          <w:iCs/>
+          <w:color w:val="555555"/>
+          <w:sz w:val="18"/>
+          <w:szCs w:val="18"/>
+        </w:rPr>
+        <w:t xml:space="preserve">Figura 5. Instancia de RDS PostgreSQL en estado "Disponible".</w:t>
+      </w:r>
+    </w:p>
+    <w:p>
+      <w:pPr>
         <w:spacing w:after="160"/>
       </w:pPr>
       <w:r>
@@ -553,7 +870,7 @@
     </w:p>
     <w:p>
       <w:pPr>
-        <w:spacing w:after="200"/>
+        <w:spacing w:after="40" w:before="80"/>
         <w:jc w:val="center"/>
       </w:pPr>
       <w:r>
@@ -575,7 +892,7 @@
                     </pic:cNvPicPr>
                   </pic:nvPicPr>
                   <pic:blipFill>
-                    <a:blip r:embed="rId7" cstate="none"/>
+                    <a:blip r:embed="rId12" cstate="none"/>
                     <a:srcRect/>
                     <a:stretch>
                       <a:fillRect/>
@@ -599,6 +916,22 @@
     </w:p>
     <w:p>
       <w:pPr>
+        <w:spacing w:after="200"/>
+        <w:jc w:val="center"/>
+      </w:pPr>
+      <w:r>
+        <w:rPr>
+          <w:i/>
+          <w:iCs/>
+          <w:color w:val="555555"/>
+          <w:sz w:val="18"/>
+          <w:szCs w:val="18"/>
+        </w:rPr>
+        <w:t xml:space="preserve">Figura 6. Diagrama de arquitectura: entorno local (docker-compose) y despliegue en AWS.</w:t>
+      </w:r>
+    </w:p>
+    <w:p>
+      <w:pPr>
         <w:pStyle w:val="Heading1"/>
         <w:spacing w:after="160" w:before="320"/>
       </w:pPr>
@@ -624,28 +957,28 @@
         <w:spacing w:after="80"/>
       </w:pPr>
       <w:r>
-        <w:t xml:space="preserve">Roles de ECS: un "execution role" (permisos estándar de AmazonECSTaskExecutionRolePolicy más un permiso adicional, acotado por ARN, para leer únicamente el secreto de la base de datos en Secrets Manager) y un "task role" separado, sin permisos adicionales, reservado para si la aplicación necesitara llamar a APIs de AWS en el futuro.</w:t>
-      </w:r>
-    </w:p>
-    <w:p>
-      <w:pPr>
-        <w:pStyle w:val="ListParagraph"/>
-        <w:numPr>
-          <w:ilvl w:val="0"/>
-          <w:numId w:val="1"/>
-        </w:numPr>
-        <w:spacing w:after="80"/>
-      </w:pPr>
-      <w:r>
-        <w:t xml:space="preserve">Usuario IAM de GitHub Actions: política propia (infra/iam/github-actions-deploy-policy.template.json) que solo permite hacer push/pull a los dos repositorios ECR del proyecto, registrar task definitions, actualizar los servicios ECS y hacer PassRole exclusivamente de los dos roles de ECS del proyecto — nada de acceso administrativo.</w:t>
-      </w:r>
-    </w:p>
-    <w:p>
-      <w:pPr>
-        <w:spacing w:after="160"/>
-      </w:pPr>
-      <w:r>
-        <w:t xml:space="preserve">Las credenciales de la base de datos (usuario y password) se almacenan en AWS Secrets Manager y se inyectan en el contenedor del backend como variables de entorno gestionadas (bloque "secrets" de la task definition), no como texto plano en la imagen ni en el repositorio. Las credenciales de despliegue (AWS_ACCESS_KEY_ID/SECRET) viven exclusivamente en GitHub Secrets.</w:t>
+        <w:t xml:space="preserve">Roles de ECS: en una cuenta AWS estándar, un "execution role" (permisos de AmazonECSTaskExecutionRolePolicy más un permiso adicional, acotado por ARN, para leer únicamente el secreto de la base de datos en Secrets Manager) y un "task role" separado, sin permisos adicionales. En AWS Academy Learner Lab la cuenta no permite crear roles IAM propios, así que el script infra/02-iam.sh detecta esa restricción automáticamente y reutiliza el rol "LabRole" ya provisto por el Lab para ambos roles de ECS.</w:t>
+      </w:r>
+    </w:p>
+    <w:p>
+      <w:pPr>
+        <w:pStyle w:val="ListParagraph"/>
+        <w:numPr>
+          <w:ilvl w:val="0"/>
+          <w:numId w:val="1"/>
+        </w:numPr>
+        <w:spacing w:after="80"/>
+      </w:pPr>
+      <w:r>
+        <w:t xml:space="preserve">Usuario/credenciales de GitHub Actions: en una cuenta estándar, un usuario IAM dedicado con política propia (infra/iam/github-actions-deploy-policy.template.json) acotada a ECR + ECS + PassRole de los roles del proyecto. En AWS Academy, al no poder crear usuarios IAM, se usan las credenciales temporales de la propia sesión del Lab (expiran junto con ella).</w:t>
+      </w:r>
+    </w:p>
+    <w:p>
+      <w:pPr>
+        <w:spacing w:after="160"/>
+      </w:pPr>
+      <w:r>
+        <w:t xml:space="preserve">Las credenciales de la base de datos (usuario y password) se almacenan en AWS Secrets Manager y se inyectan en el contenedor del backend como variables de entorno gestionadas (bloque "secrets" de la task definition), no como texto plano en la imagen ni en el repositorio. Las credenciales de despliegue viven exclusivamente en GitHub Secrets, nunca en el código.</w:t>
       </w:r>
     </w:p>
     <w:p>
@@ -670,7 +1003,7 @@
         <w:spacing w:after="160"/>
       </w:pPr>
       <w:r>
-        <w:t xml:space="preserve">Logs de aplicación: ambas task definitions usan el log driver awslogs, enviando la salida de cada contenedor a los grupos /ecs/eft-devops-backend y /ecs/eft-devops-frontend en Amazon CloudWatch Logs.</w:t>
+        <w:t xml:space="preserve">Logs de aplicación: ambas task definitions usan el log driver awslogs, enviando la salida de cada contenedor a los grupos /ecs/eft-devops-backend y /ecs/eft-devops-frontend en Amazon CloudWatch Logs. Estos logs fueron los que permitieron diagnosticar y corregir dos problemas reales durante el despliegue (ver sección 10).</w:t>
       </w:r>
     </w:p>
     <w:p>
@@ -765,7 +1098,33 @@
         <w:spacing w:after="80"/>
       </w:pPr>
       <w:r>
-        <w:t xml:space="preserve">Tags de imagen inmutables en ECR (image-tag-mutability=IMMUTABLE), evitando que un tag ya publicado (por ejemplo, un "latest" previo) pueda sobrescribirse silenciosamente.</w:t>
+        <w:t xml:space="preserve">Tags de imagen inmutables en ECR (image-tag-mutability=IMMUTABLE), evitando que un tag ya publicado pueda sobrescribirse silenciosamente.</w:t>
+      </w:r>
+    </w:p>
+    <w:p>
+      <w:pPr>
+        <w:pStyle w:val="ListParagraph"/>
+        <w:numPr>
+          <w:ilvl w:val="0"/>
+          <w:numId w:val="1"/>
+        </w:numPr>
+        <w:spacing w:after="80"/>
+      </w:pPr>
+      <w:r>
+        <w:t xml:space="preserve">Conexión cifrada (TLS) entre el backend y RDS PostgreSQL, requerida por la configuración por defecto de RDS.</w:t>
+      </w:r>
+    </w:p>
+    <w:p>
+      <w:pPr>
+        <w:pStyle w:val="ListParagraph"/>
+        <w:numPr>
+          <w:ilvl w:val="0"/>
+          <w:numId w:val="1"/>
+        </w:numPr>
+        <w:spacing w:after="80"/>
+      </w:pPr>
+      <w:r>
+        <w:t xml:space="preserve">Acceso público a RDS deshabilitado ("Publicly accessible: No"): la única vez que se habilitó temporalmente fue para una migración manual puntual del schema inicial (ver Figura 4), revocando esa regla y el acceso público apenas terminó.</w:t>
       </w:r>
     </w:p>
     <w:p>
@@ -834,7 +1193,7 @@
         <w:spacing w:after="80"/>
       </w:pPr>
       <w:r>
-        <w:t xml:space="preserve">Despliegues sin downtime: ECS reemplaza tareas de forma incremental (rolling update) validando el healthcheck del ALB antes de retirar las tareas anteriores.</w:t>
+        <w:t xml:space="preserve">Despliegues sin downtime: ECS reemplaza tareas de forma incremental (rolling update) validando el healthcheck del ALB antes de retirar las tareas anteriores — así se corrigieron en caliente los dos problemas descritos en la sección 10, sin interrumpir el servicio.</w:t>
       </w:r>
     </w:p>
     <w:p>
@@ -859,7 +1218,7 @@
         <w:spacing w:after="160"/>
       </w:pPr>
       <w:r>
-        <w:t xml:space="preserve">El funcionamiento del sistema se verifica en tres niveles:</w:t>
+        <w:t xml:space="preserve">El funcionamiento del sistema se verificó en tres niveles:</w:t>
       </w:r>
     </w:p>
     <w:p>
@@ -898,7 +1257,111 @@
         <w:spacing w:after="80"/>
       </w:pPr>
       <w:r>
-        <w:t xml:space="preserve">Nube: tras el deploy, se verifica que el ALB reporte los targets de ambos servicios como "healthy" y se accede a la aplicación por su URL pública (http://&lt;ALB_DNS&gt;), confirmando que el frontend carga y que puede leer/escribir tareas a través de "/api/*" contra la base de datos en RDS.</w:t>
+        <w:t xml:space="preserve">Nube: tras el deploy, se verificó que el ALB reportara los targets de ambos servicios como "healthy" y se accedió a la aplicación por su URL pública, confirmando que el frontend carga y que puede leer/escribir tareas a través de "/api/*" contra la base de datos en RDS.</w:t>
+      </w:r>
+    </w:p>
+    <w:p>
+      <w:pPr>
+        <w:spacing w:after="160"/>
+      </w:pPr>
+      <w:r>
+        <w:t xml:space="preserve">Dos problemas reales aparecieron durante la verificación en la nube (no presentes en el entorno local) y quedaron documentados y corregidos como parte del proceso, evidenciando el valor de probar en un entorno real y no solo local:</w:t>
+      </w:r>
+    </w:p>
+    <w:p>
+      <w:pPr>
+        <w:pStyle w:val="ListParagraph"/>
+        <w:numPr>
+          <w:ilvl w:val="0"/>
+          <w:numId w:val="1"/>
+        </w:numPr>
+        <w:spacing w:after="80"/>
+      </w:pPr>
+      <w:r>
+        <w:t xml:space="preserve">Conexión SSL a RDS: el backend fallaba en bucle porque RDS exige TLS por defecto y el driver pg no lo tenía habilitado ("no pg_hba.conf entry ... no encryption", visible en CloudWatch Logs). Se corrigió activando ssl condicionalmente vía la variable PGSSL, sin afectar el entorno local (que no usa TLS).</w:t>
+      </w:r>
+    </w:p>
+    <w:p>
+      <w:pPr>
+        <w:pStyle w:val="ListParagraph"/>
+        <w:numPr>
+          <w:ilvl w:val="0"/>
+          <w:numId w:val="1"/>
+        </w:numPr>
+        <w:spacing w:after="80"/>
+      </w:pPr>
+      <w:r>
+        <w:t xml:space="preserve">Ruta de healthcheck del frontend: el frontend consultaba /health directo, pero el ALB solo enruta "/api/*" hacia el backend, así que esa llamada caía en el propio nginx del frontend (texto plano "ok") en vez del backend (JSON), rompiendo el parseo. Se corrigió exponiendo también /api/health en el backend y apuntando el frontend ahí.</w:t>
+      </w:r>
+    </w:p>
+    <w:p>
+      <w:pPr>
+        <w:spacing w:after="160"/>
+      </w:pPr>
+      <w:r>
+        <w:t xml:space="preserve">El schema inicial de la base de datos (db/init.sql) se aplicó una única vez contra RDS de forma manual, ya que ese script solo se autoejecuta en el Postgres local de docker-compose:</w:t>
+      </w:r>
+    </w:p>
+    <w:p>
+      <w:pPr>
+        <w:spacing w:after="40" w:before="80"/>
+        <w:jc w:val="center"/>
+      </w:pPr>
+      <w:r>
+        <w:drawing>
+          <wp:inline distT="0" distB="0" distL="0" distR="0">
+            <wp:extent cx="5334000" cy="552450"/>
+            <wp:effectExtent t="0" r="0" b="0" l="0"/>
+            <wp:docPr id="1" name="" descr="" title=""/>
+            <wp:cNvGraphicFramePr>
+              <a:graphicFrameLocks xmlns:a="http://schemas.openxmlformats.org/drawingml/2006/main" noChangeAspect="1"/>
+            </wp:cNvGraphicFramePr>
+            <a:graphic xmlns:a="http://schemas.openxmlformats.org/drawingml/2006/main">
+              <a:graphicData uri="http://schemas.openxmlformats.org/drawingml/2006/picture">
+                <pic:pic xmlns:pic="http://schemas.openxmlformats.org/drawingml/2006/picture">
+                  <pic:nvPicPr>
+                    <pic:cNvPr id="0" name="" descr=""/>
+                    <pic:cNvPicPr>
+                      <a:picLocks noChangeAspect="1" noChangeArrowheads="1"/>
+                    </pic:cNvPicPr>
+                  </pic:nvPicPr>
+                  <pic:blipFill>
+                    <a:blip r:embed="rId13" cstate="none"/>
+                    <a:srcRect/>
+                    <a:stretch>
+                      <a:fillRect/>
+                    </a:stretch>
+                  </pic:blipFill>
+                  <pic:spPr bwMode="auto">
+                    <a:xfrm>
+                      <a:off x="0" y="0"/>
+                      <a:ext cx="5334000" cy="552450"/>
+                    </a:xfrm>
+                    <a:prstGeom prst="rect">
+                      <a:avLst/>
+                    </a:prstGeom>
+                  </pic:spPr>
+                </pic:pic>
+              </a:graphicData>
+            </a:graphic>
+          </wp:inline>
+        </w:drawing>
+      </w:r>
+    </w:p>
+    <w:p>
+      <w:pPr>
+        <w:spacing w:after="200"/>
+        <w:jc w:val="center"/>
+      </w:pPr>
+      <w:r>
+        <w:rPr>
+          <w:i/>
+          <w:iCs/>
+          <w:color w:val="555555"/>
+          <w:sz w:val="18"/>
+          <w:szCs w:val="18"/>
+        </w:rPr>
+        <w:t xml:space="preserve">Figura 7. Aplicación del schema inicial contra RDS (CREATE TABLE + 3 filas de ejemplo). La contraseña fue ocultada en la captura por seguridad.</w:t>
       </w:r>
     </w:p>
     <w:p>
@@ -915,15 +1378,15 @@
         <w:spacing w:after="160"/>
       </w:pPr>
       <w:r>
-        <w:t xml:space="preserve">El proyecto automatiza de punta a punta el ciclo de vida de la aplicación: cada cambio en el código, al llegar a main, se prueba, se empaqueta en imágenes versionadas, se publica en un registro privado y se despliega en un entorno de nube orquestado, sin pasos manuales. La arquitectura elegida (ALB + ECS Fargate + RDS) prioriza simplicidad operativa y costo controlado (sin NAT Gateway, con auto scaling acotado) sin sacrificar buenas prácticas de seguridad (mínimo privilegio, secretos gestionados, red segmentada).</w:t>
-      </w:r>
-    </w:p>
-    <w:p>
-      <w:pPr>
-        <w:spacing w:after="160"/>
-      </w:pPr>
-      <w:r>
-        <w:t xml:space="preserve">Como trabajo futuro, el pipeline podría incorporar autenticación por OIDC (sin access keys de larga duración), HTTPS en el ALB con un certificado de ACM, y pruebas de integración end-to-end ejecutadas contra un entorno efímero antes del deploy a producción.</w:t>
+        <w:t xml:space="preserve">El proyecto automatiza de punta a punta el ciclo de vida de la aplicación: cada cambio en el código, al llegar a main, se prueba, se empaqueta en imágenes versionadas, se publica en un registro privado y se despliega en un entorno de nube orquestado, sin pasos manuales. La arquitectura elegida (ALB + ECS Fargate + RDS) prioriza simplicidad operativa y costo controlado (sin NAT Gateway, con auto scaling acotado) sin sacrificar buenas prácticas de seguridad (mínimo privilegio, secretos gestionados, red segmentada), y se validó funcionando end-to-end sobre una cuenta real de AWS Academy.</w:t>
+      </w:r>
+    </w:p>
+    <w:p>
+      <w:pPr>
+        <w:spacing w:after="160"/>
+      </w:pPr>
+      <w:r>
+        <w:t xml:space="preserve">Como trabajo futuro, el pipeline podría incorporar autenticación por OIDC (sin access keys de larga duración, viable en cuentas AWS estándar), HTTPS en el ALB con un certificado de ACM, y pruebas de integración end-to-end ejecutadas contra un entorno efímero antes del deploy a producción.</w:t>
       </w:r>
     </w:p>
     <w:sectPr>
